--- a/user_guides/individual_programs/audio_enhancer/Audio_Enhancer_User_Guide.docx
+++ b/user_guides/individual_programs/audio_enhancer/Audio_Enhancer_User_Guide.docx
@@ -90,6 +90,43 @@
       </w:r>
       <w:r>
         <w:t>Tags are copied after the audio output is written, including ID3, Vorbis-style, MP4, and available WAV metadata through the shared tag implementation.</w:t>
+      </w:r>
+    </w:p>
+    <w:p>
+      <w:pPr>
+        <w:pStyle w:val="Heading1"/>
+      </w:pPr>
+      <w:r>
+        <w:t>System Requirements</w:t>
+      </w:r>
+    </w:p>
+    <w:p>
+      <w:r>
+        <w:t>This tool requires ffmpeg and ffprobe to be installed and on PATH. ffmpeg decodes and encodes the audio formats the suite reads and writes; ffprobe reads stream metadata (duration, codec, bitrate) for analysis tools. The suite shows a startup warning naming any missing binary and how to install it.</w:t>
+      </w:r>
+    </w:p>
+    <w:p>
+      <w:pPr>
+        <w:pStyle w:val="ListBullet"/>
+      </w:pPr>
+      <w:r>
+        <w:t>Windows: winget install Gyan.FFmpeg</w:t>
+      </w:r>
+    </w:p>
+    <w:p>
+      <w:pPr>
+        <w:pStyle w:val="ListBullet"/>
+      </w:pPr>
+      <w:r>
+        <w:t>macOS:   brew install ffmpeg</w:t>
+      </w:r>
+    </w:p>
+    <w:p>
+      <w:pPr>
+        <w:pStyle w:val="ListBullet"/>
+      </w:pPr>
+      <w:r>
+        <w:t>Linux:   sudo apt install ffmpeg</w:t>
       </w:r>
     </w:p>
     <w:p>

--- a/user_guides/individual_programs/audio_enhancer/Audio_Enhancer_User_Guide.docx
+++ b/user_guides/individual_programs/audio_enhancer/Audio_Enhancer_User_Guide.docx
@@ -76,6 +76,20 @@
       </w:r>
       <w:r>
         <w:t>Formats such as M4A, MP4, Opus, and other configured formats use the tool's FFmpeg I/O path when required.</w:t>
+      </w:r>
+    </w:p>
+    <w:p>
+      <w:pPr>
+        <w:pStyle w:val="ListBullet"/>
+      </w:pPr>
+      <w:r>
+        <w:rPr>
+          <w:b/>
+        </w:rPr>
+        <w:t xml:space="preserve">Formats skipped: </w:t>
+      </w:r>
+      <w:r>
+        <w:t>The shared Audio Suite format list also includes .wv, .spx, .ape, .mpc, and .dsf. The enhancer cannot re-encode these (WavPack and Speex have no encoder on this path, and Monkey's Audio, Musepack, and DSD are read-only), so such files are reported as skipped rather than processed.</w:t>
       </w:r>
     </w:p>
     <w:p>
@@ -490,6 +504,89 @@
         <w:pStyle w:val="Heading1"/>
       </w:pPr>
       <w:r>
+        <w:t>Effects</w:t>
+      </w:r>
+    </w:p>
+    <w:p>
+      <w:r>
+        <w:t>The Custom view also exposes five optional effects, and the command line can enable the same effects through flags. All five default to off, so a preset run or an untouched Custom run produces exactly the same output as before the effects existed. Applying a preset resets only the numeric DSP values; it never changes the effect toggles. Reverse and karaoke are applied before the main chain, while the phaser, flanger, and chorus run after the EQ shaping. Dry Run disables all five effects so it still measures the base chain only.</w:t>
+      </w:r>
+    </w:p>
+    <w:p>
+      <w:pPr>
+        <w:pStyle w:val="ListBullet"/>
+      </w:pPr>
+      <w:r>
+        <w:rPr>
+          <w:b/>
+        </w:rPr>
+        <w:t xml:space="preserve">Reverse: </w:t>
+      </w:r>
+      <w:r>
+        <w:t>Reverses the audio playback direction.</w:t>
+      </w:r>
+    </w:p>
+    <w:p>
+      <w:pPr>
+        <w:pStyle w:val="ListBullet"/>
+      </w:pPr>
+      <w:r>
+        <w:rPr>
+          <w:b/>
+        </w:rPr>
+        <w:t xml:space="preserve">Karaoke: </w:t>
+      </w:r>
+      <w:r>
+        <w:t>Removes centre-panned content (typically lead vocals) by subtracting one channel from the other. Karaoke Strength, 0 to 1, blends between the original and the fully removed signal. Mono input is returned unchanged.</w:t>
+      </w:r>
+    </w:p>
+    <w:p>
+      <w:pPr>
+        <w:pStyle w:val="ListBullet"/>
+      </w:pPr>
+      <w:r>
+        <w:rPr>
+          <w:b/>
+        </w:rPr>
+        <w:t xml:space="preserve">Phaser: </w:t>
+      </w:r>
+      <w:r>
+        <w:t>A sweeping phase effect applied after the EQ shaping.</w:t>
+      </w:r>
+    </w:p>
+    <w:p>
+      <w:pPr>
+        <w:pStyle w:val="ListBullet"/>
+      </w:pPr>
+      <w:r>
+        <w:rPr>
+          <w:b/>
+        </w:rPr>
+        <w:t xml:space="preserve">Flanger: </w:t>
+      </w:r>
+      <w:r>
+        <w:t>A short modulated delay mixed with the dry signal.</w:t>
+      </w:r>
+    </w:p>
+    <w:p>
+      <w:pPr>
+        <w:pStyle w:val="ListBullet"/>
+      </w:pPr>
+      <w:r>
+        <w:rPr>
+          <w:b/>
+        </w:rPr>
+        <w:t xml:space="preserve">Chorus: </w:t>
+      </w:r>
+      <w:r>
+        <w:t>Multiple slightly detuned copies added after the flanger.</w:t>
+      </w:r>
+    </w:p>
+    <w:p>
+      <w:pPr>
+        <w:pStyle w:val="Heading1"/>
+      </w:pPr>
+      <w:r>
         <w:t>Processing Pipeline</w:t>
       </w:r>
     </w:p>
@@ -514,7 +611,7 @@
         <w:pStyle w:val="ListNumber"/>
       </w:pPr>
       <w:r>
-        <w:t>Apply the enhancement chain: gate/compression, EQ shaping, output gain, and limiting.</w:t>
+        <w:t>Apply any enabled effects, then the enhancement chain: reverse and karaoke first, then gate/compression, EQ shaping, phaser, flanger, and chorus, followed by output gain and limiting.</w:t>
       </w:r>
     </w:p>
     <w:p>
@@ -615,7 +712,14 @@
     </w:p>
     <w:p>
       <w:r>
-        <w:t>The CLI accepts Mild, Moderate, or Aggressive presets case-insensitively. The Custom preset is available in the GUI but is not a CLI preset choice. Use --json for structured output; normal output reports files, enhanced count, errors, and elapsed time.</w:t>
+        <w:t>The CLI accepts Mild, Moderate, Aggressive, or Custom presets case-insensitively. Custom uses the neutral default DSP values, since the CLI has no per-slider options. Use --json for structured output; normal output reports files, enhanced count, errors, and elapsed time.</w:t>
+      </w:r>
+    </w:p>
+    <w:p>
+      <w:r>
+        <w:t>The effects are available as flags: --reverse, --phaser, --flanger, --chorus, and --karaoke (or --no-karaoke to leave it off), plus --karaoke-strength with a value from 0.0 to 1.0. For example:</w:t>
+        <w:br/>
+        <w:t>python -m audio_suite_shared.cli_app enhance &lt;folder&gt; --output-dir &lt;output&gt; --karaoke --karaoke-strength 0.8</w:t>
       </w:r>
     </w:p>
     <w:p>

--- a/user_guides/individual_programs/audio_enhancer/Audio_Enhancer_User_Guide.docx
+++ b/user_guides/individual_programs/audio_enhancer/Audio_Enhancer_User_Guide.docx
@@ -225,7 +225,7 @@
     </w:p>
     <w:p>
       <w:r>
-        <w:t>Setup contains the source path, output folder, preset selector, and the Custom DSP controls. Browse for a folder or a single audio file. If the output folder is blank, the application uses the source directory and overwrites the source filename with the enhanced output. The last source location is remembered in shared suite configuration.</w:t>
+        <w:t>Setup contains the source path, output folder, the Preset selector, and the Custom DSP summary row. Browse for a folder or a single audio file. If the output folder is blank, the application uses the source directory and overwrites the source filename with the enhanced output. The last source location is remembered in shared suite configuration.</w:t>
       </w:r>
     </w:p>
     <w:p>
@@ -236,10 +236,10 @@
         <w:rPr>
           <w:b/>
         </w:rPr>
-        <w:t xml:space="preserve">Enhancement Preset: </w:t>
+        <w:t xml:space="preserve">Preset: </w:t>
       </w:r>
       <w:r>
-        <w:t>Mild, Moderate, Aggressive, or Custom. Selecting Custom reveals all DSP sliders.</w:t>
+        <w:t>One selector for both kinds of preset. The built-in presets (Mild, Moderate, Aggressive, Custom) change DSP values only. Saved presets appear below a divider and also restore the source and output paths stored with them. The caption under the selector states which kind is active and, for a saved preset, names the built-in preset it carries. Save stores the current settings under a new name; Delete removes the selected saved preset and is greyed out while a built-in preset is selected.</w:t>
       </w:r>
     </w:p>
     <w:p>
@@ -250,10 +250,10 @@
         <w:rPr>
           <w:b/>
         </w:rPr>
-        <w:t xml:space="preserve">Presets: </w:t>
+        <w:t xml:space="preserve">Custom: </w:t>
       </w:r>
       <w:r>
-        <w:t>Save, load, and delete named settings through shared suite preset storage. Saved settings include paths, preset name, and DSP values.</w:t>
+        <w:t>Selecting it shows a Configure Custom DSP button and opens the parameter editor in its own non-modal window, which stays open while you start a run and applies changes immediately. The Setup tab keeps only the summary row, so the BEGIN ENHANCEMENT button is always visible.</w:t>
       </w:r>
     </w:p>
     <w:p>
@@ -362,7 +362,7 @@
         <w:t xml:space="preserve">Custom: </w:t>
       </w:r>
       <w:r>
-        <w:t>Exposes all sliders and uses the current values for the enhancement pass.</w:t>
+        <w:t>Opens the Custom DSP editor; its current values are used for the enhancement pass.</w:t>
       </w:r>
     </w:p>
     <w:p>
@@ -509,7 +509,7 @@
     </w:p>
     <w:p>
       <w:r>
-        <w:t>The Custom view also exposes five optional effects, and the command line can enable the same effects through flags. All five default to off, so a preset run or an untouched Custom run produces exactly the same output as before the effects existed. Applying a preset resets only the numeric DSP values; it never changes the effect toggles. Reverse and karaoke are applied before the main chain, while the phaser, flanger, and chorus run after the EQ shaping. Dry Run disables all five effects so it still measures the base chain only.</w:t>
+        <w:t>The Custom DSP editor also exposes five optional effects, and the command line can enable the same effects through flags. All five default to off, so a preset run or an untouched Custom run produces exactly the same output as before the effects existed. Applying a preset resets only the numeric DSP values; it never changes the effect toggles. Reverse and karaoke are applied before the main chain, while the phaser, flanger, and chorus run after the EQ shaping. Dry Run disables all five effects so it still measures the base chain only.</w:t>
       </w:r>
     </w:p>
     <w:p>
@@ -732,7 +732,7 @@
     </w:p>
     <w:p>
       <w:r>
-        <w:t>Audio Enhancer is registered as a standalone Refinery tool. It can be launched from the Master Driver's REFINE workflow, where the driver supplies the source, stage configuration, output, and inherited orchestration settings. Direct launch is useful when you need the full Audio Enhancer Setup controls and audition view.</w:t>
+        <w:t>Audio Enhancer is reachable three ways: its own window, the Audio Enhancer stage of the Master Driver's REFINE tab, and the Audio Enhancer card on the Master Driver's UTIL tab. The UTIL card requires an output folder and pre-fills the preset with Mild, Moderate, Aggressive, or Custom; Custom starts the tool with the DSP values it currently has loaded, because the card has no sliders. From the REFINE tab the driver supplies the source, stage configuration, output, and inherited orchestration settings. Direct launch is useful when you need the full Audio Enhancer Setup controls and audition view.</w:t>
       </w:r>
     </w:p>
     <w:p>

--- a/user_guides/individual_programs/audio_enhancer/Audio_Enhancer_User_Guide.docx
+++ b/user_guides/individual_programs/audio_enhancer/Audio_Enhancer_User_Guide.docx
@@ -509,7 +509,7 @@
     </w:p>
     <w:p>
       <w:r>
-        <w:t>The Custom DSP editor also exposes five optional effects, and the command line can enable the same effects through flags. All five default to off, so a preset run or an untouched Custom run produces exactly the same output as before the effects existed. Applying a preset resets only the numeric DSP values; it never changes the effect toggles. Reverse and karaoke are applied before the main chain, while the phaser, flanger, and chorus run after the EQ shaping. Dry Run disables all five effects so it still measures the base chain only.</w:t>
+        <w:t>The Custom DSP editor also exposes five optional effects, and the command line can enable the same effects through flags. All five default to off, so a preset run or an untouched Custom run produces exactly the same output as before the effects existed. Applying a preset resets only the numeric DSP values; it never changes the effect toggles. Reverse and karaoke are applied before the main chain, while the phaser, flanger, and chorus run after the EQ shaping. Dry Run applies the same chain as a live run — effects included — and only skips writing the file and copying tags, so the level it reports is the level you would get. A cancelling effect therefore shows as the drop it really is: karaoke on a centred mix reports near-silence in a dry run, exactly as the written file would.</w:t>
       </w:r>
     </w:p>
     <w:p>
